--- a/klagomål/A 28631-2026 FSC-klagomål.docx
+++ b/klagomål/A 28631-2026 FSC-klagomål.docx
@@ -1411,7 +1411,7 @@
     <w:r>
       <w:tab/>
       <w:tab/>
-      <w:t>2026-09-14</w:t>
+      <w:t>2026-09-15</w:t>
       <w:br/>
       <w:br/>
     </w:r>

--- a/klagomål/A 28631-2026 FSC-klagomål.docx
+++ b/klagomål/A 28631-2026 FSC-klagomål.docx
@@ -1411,7 +1411,7 @@
     <w:r>
       <w:tab/>
       <w:tab/>
-      <w:t>2026-09-15</w:t>
+      <w:t>2026-09-16</w:t>
       <w:br/>
       <w:br/>
     </w:r>

--- a/klagomål/A 28631-2026 FSC-klagomål.docx
+++ b/klagomål/A 28631-2026 FSC-klagomål.docx
@@ -1411,7 +1411,7 @@
     <w:r>
       <w:tab/>
       <w:tab/>
-      <w:t>2026-09-16</w:t>
+      <w:t>2026-09-17</w:t>
       <w:br/>
       <w:br/>
     </w:r>

--- a/klagomål/A 28631-2026 FSC-klagomål.docx
+++ b/klagomål/A 28631-2026 FSC-klagomål.docx
@@ -1411,7 +1411,7 @@
     <w:r>
       <w:tab/>
       <w:tab/>
-      <w:t>2026-09-17</w:t>
+      <w:t>2026-09-18</w:t>
       <w:br/>
       <w:br/>
     </w:r>

--- a/klagomål/A 28631-2026 FSC-klagomål.docx
+++ b/klagomål/A 28631-2026 FSC-klagomål.docx
@@ -1411,7 +1411,7 @@
     <w:r>
       <w:tab/>
       <w:tab/>
-      <w:t>2026-09-18</w:t>
+      <w:t>2026-09-19</w:t>
       <w:br/>
       <w:br/>
     </w:r>

--- a/klagomål/A 28631-2026 FSC-klagomål.docx
+++ b/klagomål/A 28631-2026 FSC-klagomål.docx
@@ -178,7 +178,7 @@
       <w:r>
         <w:drawing>
           <wp:inline xmlns:a="http://schemas.openxmlformats.org/drawingml/2006/main" xmlns:pic="http://schemas.openxmlformats.org/drawingml/2006/picture">
-            <wp:extent cx="5486400" cy="4756765"/>
+            <wp:extent cx="5486400" cy="4873658"/>
             <wp:docPr id="1" name="Picture 1"/>
             <wp:cNvGraphicFramePr>
               <a:graphicFrameLocks noChangeAspect="1"/>
@@ -199,7 +199,7 @@
                   <pic:spPr>
                     <a:xfrm>
                       <a:off x="0" y="0"/>
-                      <a:ext cx="5486400" cy="4756765"/>
+                      <a:ext cx="5486400" cy="4873658"/>
                     </a:xfrm>
                     <a:prstGeom prst="rect"/>
                   </pic:spPr>
@@ -216,12 +216,12 @@
         <w:spacing w:after="240"/>
       </w:pPr>
       <w:r>
-        <w:t>Figur 1. Fyndplatser för naturvårdsarter i och inom 16 meter från avverkningsanmälan. Markörer utan svart kant är placerade på fyndplatsen. Markörer med svart kant är placerade vid sidan av fyndplatsen och har ett svart streck som visar fyndplatsens exakta position. Kartans mittpunktskoordinat är N 7201046, E 745289 i SWEREF 99 TM.</w:t>
+        <w:t>Figur 1. Fyndplatser för naturvårdsarter i och inom 17 meter från avverkningsanmälan. Markörer utan svart kant är placerade på fyndplatsen. Markörer med svart kant är placerade vid sidan av fyndplatsen och har ett svart streck som visar fyndplatsens exakta position. Kartans mittpunktskoordinat är N 7201046, E 745289 i SWEREF 99 TM.</w:t>
       </w:r>
     </w:p>
     <w:p>
       <w:r>
-        <w:t>I och inom 16 meter från avverkningsanmälan finns fynd av 10 naturvårdsarter, varav 7 är rödlistade, 3 är fridlysta, 8 är typiska (T) och 3 är signalarter (S): garnlav (VU, T), blanksvart spiklav (NT), kolflarnlav (NT, T), lunglav (NT, T), talltagel (NT, T), talltita (NT, §4), tretåig hackspett (NT, T, §4), bårdlav (S, T), plattlummer (S, T, §9) och stuplav (S, T). Se Figur 1.</w:t>
+        <w:t>I och inom 17 meter från avverkningsanmälan finns fynd av 16 naturvårdsarter, varav 13 är rödlistade, 3 är fridlysta, 9 är typiska (T) och 3 är signalarter (S): garnlav (VU, T), smalfotad taggsvamp (VU), spökfransskivling (VU), torrmusseron (VU), blanksvart spiklav (NT), blå taggsvamp (NT, T), kolflarnlav (NT, T), lunglav (NT, T), tallfingersvamp (NT), tallriska (NT), talltagel (NT, T), talltita (NT, §4), tretåig hackspett (NT, T, §4), bårdlav (S, T), plattlummer (S, T, §9) och stuplav (S, T). Se Figur 1.</w:t>
       </w:r>
     </w:p>
     <w:p>
@@ -281,10 +281,63 @@
         <w:rPr>
           <w:b/>
         </w:rPr>
+        <w:t>Smalfotad taggsvamp (VU)</w:t>
+      </w:r>
+      <w:r>
+        <w:t>, rödlistad som sårbar, växer på marken under lågor eller fallna stubbar i brandpräglad torr tallskog med lång kontinuitet. Arten är starkt associerad till kolad ved från tallar som sannolikt varit med om flera historiska skogsbränder. Detta är en process som kan ta många hundra år och det tar således mycket lång tid att återskapa lämpliga substrat. Smalfotad taggsvamp är placerad i toppen av Skogsstyrelsens värdepyramid för bedömning av skog med höga naturvärden samt globalt rödlistad som sårbar (VU) vilket innebär att Sverige har ett internationellt ansvar för arten (IUCN Redlist, 2024; Nitare &amp; Skogsstyrelsen, 2019; SLU Artdatabanken, 2024).</w:t>
+      </w:r>
+    </w:p>
+    <w:p>
+      <w:r>
+        <w:rPr>
+          <w:b/>
+        </w:rPr>
+        <w:t>Spökfransskivling (VU)</w:t>
+      </w:r>
+      <w:r>
+        <w:t xml:space="preserve"> är en nedbrytare i jord och förna under tall i äldre brandpräglad sandtallskog. Enbart känd från ett fåtal spridda lokaler i boreal zon. Den totala populationen i landet är liten, har minskat och bedöms fortsätta minska till följd av avverkning av äldre tallskog. Det finns inga indikationer på att arten långsiktigt kan etablera eller reproducera sig i skogsbestånd som brukas med trakthyggesmetoder, markberedning, gödsling eller föryngring med förädlat plantmaterial (SLU Artdatabanken, 2026).</w:t>
+      </w:r>
+    </w:p>
+    <w:p>
+      <w:r>
+        <w:rPr>
+          <w:b/>
+        </w:rPr>
+        <w:t xml:space="preserve">Torrmusseron (VU) </w:t>
+      </w:r>
+      <w:r>
+        <w:t>bildar mykorrhiza med tall, huvudsakligen på sandig mark på magra äldre tallhedar med tunt fältskikt. Bara påträffad i äldre skog med naturskogskaraktär eller skogar som plock- eller dimensionsavverkats. Bedöms ha svårt att återetableras efter kalavverkning och slutavverkning, markberedning och gödsling bör ej förekomma på kända lokaler (SLU Artdatabanken, 2024).</w:t>
+      </w:r>
+    </w:p>
+    <w:p>
+      <w:r>
+        <w:rPr>
+          <w:b/>
+        </w:rPr>
         <w:t>Blanksvart spiklav (NT)</w:t>
       </w:r>
       <w:r>
         <w:t xml:space="preserve"> förekommer på torr, hård, gammal kärnved men även på äldre ytved av tall i naturskogsartade bestånd med begränsad brandpåverkan och ostörd hydrologi. Skogsbruksåtgärder på eller i närheten av lokaler med blanksvart spiklav utgör ett hot. Naturskogsartade öppna tall- och barrblandskogar med blanksvart spiklav indikerar höga biologiska värden och bör bevaras (SLU Artdatabanken, 2024).</w:t>
+      </w:r>
+    </w:p>
+    <w:p>
+      <w:r>
+        <w:rPr>
+          <w:b/>
+        </w:rPr>
+        <w:t xml:space="preserve">Blå taggsvamp (NT) </w:t>
+      </w:r>
+      <w:r>
+        <w:t xml:space="preserve">är en karaktärsart i såväl örtrika kalkbarrskogar som i torra sandtallskogar där det föreligger gammal skog med långvarig trädkontinuitet. Är sällsynt och mycket kravfull i södra och mellersta Sverige. Den hotas främst av skogsavverkning och tycks försvinna efter slutavverkning, markberedning och plantering. I kalkgranskogar verkar arten vara mycket känslig. Granskogar med arten bör formellt skydddas. Blå taggsvamp (NT) är typisk art för </w:t>
+      </w:r>
+      <w:r>
+        <w:rPr>
+          <w:i/>
+        </w:rPr>
+        <w:t>9010 Taiga</w:t>
+      </w:r>
+      <w:r>
+        <w:t xml:space="preserve"> (SLU Artdatabanken, 2024; Nitare &amp; Skogsstyrelsen, 2019).</w:t>
       </w:r>
     </w:p>
     <w:p>
@@ -361,6 +414,28 @@
       </w:r>
       <w:r>
         <w:t xml:space="preserve"> (SLU Artdatabanken, 2026; Nitare &amp; Skogsstyrelsen, 2019).</w:t>
+      </w:r>
+    </w:p>
+    <w:p>
+      <w:r>
+        <w:rPr>
+          <w:b/>
+        </w:rPr>
+        <w:t xml:space="preserve">Tallfingersvamp (NT) </w:t>
+      </w:r>
+      <w:r>
+        <w:t>bildar mykorrhiza med tall och gran i äldre barrskog, framför allt sandtallskog men även i annan näringsfattig barrskog, huvudsakligen i äldre kontinuitetsskog. Den totala populationen i landet har minskat och bedöms fortsätta minska till följd av avverkning av barrskogar med trädkontinuitet. Minskningstakten för den svenska populationen bedöms vara nära gränsvärdet för Sårbar (VU). Slutavverkning, gödsling eller exploatering måste undvikas (SLU Artdatabanken, 2026).</w:t>
+      </w:r>
+    </w:p>
+    <w:p>
+      <w:r>
+        <w:rPr>
+          <w:b/>
+        </w:rPr>
+        <w:t>Tallriska (NT)</w:t>
+      </w:r>
+      <w:r>
+        <w:t xml:space="preserve"> bildar mykorrhiza med tall och växer i äldre, mager och torr tallskog med lång trädkontinuitet, såsom tallhedar och sandtallskogar. Arten hotas huvudsakligen av avverkning av äldre tallskogar och på kända lokaler bör slutavverkning, markberedning och gödsling undvikas (SLU Artdatabanken, 2024).</w:t>
       </w:r>
     </w:p>
     <w:p>
@@ -661,7 +736,7 @@
         <w:rPr>
           <w:i/>
         </w:rPr>
-        <w:t>I det avverkningsanmälda skogsområdet har 10 naturvårdsarter varav 7 rödlistade arter sina livsmiljöer och växtplatser.</w:t>
+        <w:t>I det avverkningsanmälda skogsområdet har 16 naturvårdsarter varav 13 rödlistade arter sina livsmiljöer och växtplatser.</w:t>
       </w:r>
     </w:p>
     <w:p>
@@ -1411,7 +1486,7 @@
     <w:r>
       <w:tab/>
       <w:tab/>
-      <w:t>2026-09-19</w:t>
+      <w:t>2026-09-21</w:t>
       <w:br/>
       <w:br/>
     </w:r>

--- a/klagomål/A 28631-2026 FSC-klagomål.docx
+++ b/klagomål/A 28631-2026 FSC-klagomål.docx
@@ -1486,7 +1486,7 @@
     <w:r>
       <w:tab/>
       <w:tab/>
-      <w:t>2026-09-21</w:t>
+      <w:t>2026-09-23</w:t>
       <w:br/>
       <w:br/>
     </w:r>

--- a/klagomål/A 28631-2026 FSC-klagomål.docx
+++ b/klagomål/A 28631-2026 FSC-klagomål.docx
@@ -178,7 +178,7 @@
       <w:r>
         <w:drawing>
           <wp:inline xmlns:a="http://schemas.openxmlformats.org/drawingml/2006/main" xmlns:pic="http://schemas.openxmlformats.org/drawingml/2006/picture">
-            <wp:extent cx="5486400" cy="4873658"/>
+            <wp:extent cx="5486400" cy="4881199"/>
             <wp:docPr id="1" name="Picture 1"/>
             <wp:cNvGraphicFramePr>
               <a:graphicFrameLocks noChangeAspect="1"/>
@@ -199,7 +199,7 @@
                   <pic:spPr>
                     <a:xfrm>
                       <a:off x="0" y="0"/>
-                      <a:ext cx="5486400" cy="4873658"/>
+                      <a:ext cx="5486400" cy="4881199"/>
                     </a:xfrm>
                     <a:prstGeom prst="rect"/>
                   </pic:spPr>
@@ -216,12 +216,12 @@
         <w:spacing w:after="240"/>
       </w:pPr>
       <w:r>
-        <w:t>Figur 1. Fyndplatser för naturvårdsarter i och inom 17 meter från avverkningsanmälan. Markörer utan svart kant är placerade på fyndplatsen. Markörer med svart kant är placerade vid sidan av fyndplatsen och har ett svart streck som visar fyndplatsens exakta position. Kartans mittpunktskoordinat är N 7201046, E 745289 i SWEREF 99 TM.</w:t>
+        <w:t>Figur 1. Fyndplatser för naturvårdsarter i och inom 19 meter från avverkningsanmälan. Markörer utan svart kant är placerade på fyndplatsen. Markörer med svart kant är placerade vid sidan av fyndplatsen och har ett svart streck som visar fyndplatsens exakta position. Kartans mittpunktskoordinat är N 7201046, E 745289 i SWEREF 99 TM.</w:t>
       </w:r>
     </w:p>
     <w:p>
       <w:r>
-        <w:t>I och inom 17 meter från avverkningsanmälan finns fynd av 16 naturvårdsarter, varav 13 är rödlistade, 3 är fridlysta, 9 är typiska (T) och 3 är signalarter (S): garnlav (VU, T), smalfotad taggsvamp (VU), spökfransskivling (VU), torrmusseron (VU), blanksvart spiklav (NT), blå taggsvamp (NT, T), kolflarnlav (NT, T), lunglav (NT, T), tallfingersvamp (NT), tallriska (NT), talltagel (NT, T), talltita (NT, §4), tretåig hackspett (NT, T, §4), bårdlav (S, T), plattlummer (S, T, §9) och stuplav (S, T). Se Figur 1.</w:t>
+        <w:t>I och inom 19 meter från avverkningsanmälan finns fynd av 19 naturvårdsarter, varav 16 är rödlistade, 3 är fridlysta, 10 är typiska (T) och 3 är signalarter (S): garnlav (VU, T), smalfotad taggsvamp (VU), spökfransskivling (VU), tajgataggsvamp (VU), torrmusseron (VU), blanksvart spiklav (NT), blå taggsvamp (NT, T), dropptaggsvamp (NT, T), kolflarnlav (NT, T), lunglav (NT, T), tallfingersvamp (NT), tallriska (NT), talltagel (NT, T), talltita (NT, §4), tretåig hackspett (NT, T, §4), vaxspindling (NT), bårdlav (S, T), plattlummer (S, T, §9) och stuplav (S, T). Se Figur 1.</w:t>
       </w:r>
     </w:p>
     <w:p>
@@ -303,6 +303,26 @@
         <w:rPr>
           <w:b/>
         </w:rPr>
+        <w:t xml:space="preserve">Tajgataggsvamp (VU) </w:t>
+      </w:r>
+      <w:r>
+        <w:t xml:space="preserve">är en sällsynt art som bildar mykorrhiza med tall och växer på marken under gamla tallågor, stubbar och även grenar av tall i brandpräglad torr tallskog på mager sandig mark med lång kontinuitet. Den är placerad högst upp i Skogsstyrelsens värdepyramid för bedömning av skog med höga naturvärden och flertalet växtplatser bör skyddas långsiktigt genom att öka arealen skyddad, brandpräglad, mager tallskog med trädkontinuitet. Troligtvis sammanblandas arten då och då med svartvit taggsvamp </w:t>
+      </w:r>
+      <w:r>
+        <w:rPr>
+          <w:i/>
+        </w:rPr>
+        <w:t>Phellodon connatus</w:t>
+      </w:r>
+      <w:r>
+        <w:t xml:space="preserve"> som vid DNA-undersökningar visat sig ha flera olika former. Tajgataggsvamp är globalt rödlistad som sårbar (VU) vilket innebär att Sverige har ett internationellt ansvar för arten (IUCN, 2025; SLU Artdatabanken, 2024; Nitare &amp; Skogsstyrelsen, 2019).</w:t>
+      </w:r>
+    </w:p>
+    <w:p>
+      <w:r>
+        <w:rPr>
+          <w:b/>
+        </w:rPr>
         <w:t xml:space="preserve">Torrmusseron (VU) </w:t>
       </w:r>
       <w:r>
@@ -345,6 +365,26 @@
         <w:rPr>
           <w:b/>
         </w:rPr>
+        <w:t>Dropptaggsvamp (NT)</w:t>
+      </w:r>
+      <w:r>
+        <w:t xml:space="preserve"> bildar mykorrhiza med tall, främst i barrskog med trädkontinuitet, i magra, torra och ljusöppna lavtallskogar och i barrblandskogar med friskmossor och lingon i fältskiktet. Den totala populationen i landet har minskat och bedöms fortsätta minska till följd av slutavverkningar av tallskog. Det är högst oklart om arten långsiktigt kan etablera och reproducera sig i skogsbestånd som brukas med trakthyggesmetoder, markberedning, gödsling eller föryngring med förädlat plantmaterial. Uppfyller kriterierna för att bli rödlistad på grund av ny kunskap som visar att en större andel av populationen än tidigare bedömt är knuten till kontinuitetsbarrskog. Minskningstakten för den svenska populationen bedöms vara nära gränsvärdet för Sårbar (VU). Dropptaggsvamp är typisk art för </w:t>
+      </w:r>
+      <w:r>
+        <w:rPr>
+          <w:i/>
+        </w:rPr>
+        <w:t xml:space="preserve">9010 Taiga </w:t>
+      </w:r>
+      <w:r>
+        <w:t>(SLU Artdatabanken, 2026).</w:t>
+      </w:r>
+    </w:p>
+    <w:p>
+      <w:r>
+        <w:rPr>
+          <w:b/>
+        </w:rPr>
         <w:t>Kolflarnlav (NT)</w:t>
       </w:r>
       <w:r>
@@ -496,6 +536,17 @@
       </w:r>
       <w:r>
         <w:t xml:space="preserve"> (Skogsstyrelsen, 2016; SLU Artdatabanken, 2024).</w:t>
+      </w:r>
+    </w:p>
+    <w:p>
+      <w:r>
+        <w:rPr>
+          <w:b/>
+        </w:rPr>
+        <w:t>Vaxspindling (NT)</w:t>
+      </w:r>
+      <w:r>
+        <w:t xml:space="preserve"> växer främst i äldre skogar på sandig mark där den bildar mykorrhiza med tall, framförallt på sandiga lavtallhedar. Mager, sandig och brandpräglad tallskog med lång trädkontinuitet bör undantas från trakthyggesbruk och inte kalavverkas. De mest värdefulla lokalerna bör få ett långsiktigt skydd med naturvårdsinriktad skötsel. Arten är placerad högst upp i Skogsstyrelsens värdepyramid för bedömning av skog med höga naturvärden och den är globalt rödlistad som nära hotad (NT), vilket medför ett internationellt ansvar för arten (SLU Artdatabanken, 2024; Nitare &amp; Skogsstyrelsen, 2019; IUCN, 2019).</w:t>
       </w:r>
     </w:p>
     <w:p>
@@ -736,7 +787,7 @@
         <w:rPr>
           <w:i/>
         </w:rPr>
-        <w:t>I det avverkningsanmälda skogsområdet har 16 naturvårdsarter varav 13 rödlistade arter sina livsmiljöer och växtplatser.</w:t>
+        <w:t>I det avverkningsanmälda skogsområdet har 19 naturvårdsarter varav 16 rödlistade arter sina livsmiljöer och växtplatser.</w:t>
       </w:r>
     </w:p>
     <w:p>
@@ -1486,7 +1537,7 @@
     <w:r>
       <w:tab/>
       <w:tab/>
-      <w:t>2026-09-23</w:t>
+      <w:t>2026-09-24</w:t>
       <w:br/>
       <w:br/>
     </w:r>

--- a/klagomål/A 28631-2026 FSC-klagomål.docx
+++ b/klagomål/A 28631-2026 FSC-klagomål.docx
@@ -178,7 +178,7 @@
       <w:r>
         <w:drawing>
           <wp:inline xmlns:a="http://schemas.openxmlformats.org/drawingml/2006/main" xmlns:pic="http://schemas.openxmlformats.org/drawingml/2006/picture">
-            <wp:extent cx="5486400" cy="4881199"/>
+            <wp:extent cx="5486400" cy="4990550"/>
             <wp:docPr id="1" name="Picture 1"/>
             <wp:cNvGraphicFramePr>
               <a:graphicFrameLocks noChangeAspect="1"/>
@@ -199,7 +199,7 @@
                   <pic:spPr>
                     <a:xfrm>
                       <a:off x="0" y="0"/>
-                      <a:ext cx="5486400" cy="4881199"/>
+                      <a:ext cx="5486400" cy="4990550"/>
                     </a:xfrm>
                     <a:prstGeom prst="rect"/>
                   </pic:spPr>
@@ -221,7 +221,7 @@
     </w:p>
     <w:p>
       <w:r>
-        <w:t>I och inom 19 meter från avverkningsanmälan finns fynd av 19 naturvårdsarter, varav 16 är rödlistade, 3 är fridlysta, 10 är typiska (T) och 3 är signalarter (S): garnlav (VU, T), smalfotad taggsvamp (VU), spökfransskivling (VU), tajgataggsvamp (VU), torrmusseron (VU), blanksvart spiklav (NT), blå taggsvamp (NT, T), dropptaggsvamp (NT, T), kolflarnlav (NT, T), lunglav (NT, T), tallfingersvamp (NT), tallriska (NT), talltagel (NT, T), talltita (NT, §4), tretåig hackspett (NT, T, §4), vaxspindling (NT), bårdlav (S, T), plattlummer (S, T, §9) och stuplav (S, T). Se Figur 1.</w:t>
+        <w:t>I och inom 19 meter från avverkningsanmälan finns fynd av 20 naturvårdsarter, varav 17 är rödlistade, 3 är fridlysta, 10 är typiska (T) och 3 är signalarter (S): garnlav (VU, T), smalfotad taggsvamp (VU), spadskinn (VU), spökfransskivling (VU), tajgataggsvamp (VU), torrmusseron (VU), blanksvart spiklav (NT), blå taggsvamp (NT, T), dropptaggsvamp (NT, T), kolflarnlav (NT, T), lunglav (NT, T), tallfingersvamp (NT), tallriska (NT), talltagel (NT, T), talltita (NT, §4), tretåig hackspett (NT, T, §4), vaxspindling (NT), bårdlav (S, T), plattlummer (S, T, §9) och stuplav (S, T). Se Figur 1.</w:t>
       </w:r>
     </w:p>
     <w:p>
@@ -292,6 +292,17 @@
         <w:rPr>
           <w:b/>
         </w:rPr>
+        <w:t>Spadskinn (VU)</w:t>
+      </w:r>
+      <w:r>
+        <w:t xml:space="preserve"> är knuten till tallskogar med höga naturvärden och artens potentiella miljöer har minskat kraftigt och fortsätter att minska eftersom äldre sandtallskogar avverkas. Mykorrhiza-arter och andra marklevande svampar påverkas starkt negativt av slutavverkning då alla träd avlägsnas. Spadskinn är globalt rödlistad som sårbar (VU) vilket innebär att Sverige har ett internationellt ansvar för arten. Fler områden där arten förekommer behöver skyddas (SLU Artdatabanken, 2024; Nitare &amp; Skogsstyrelsen, 2019; IUCN, 2019).</w:t>
+      </w:r>
+    </w:p>
+    <w:p>
+      <w:r>
+        <w:rPr>
+          <w:b/>
+        </w:rPr>
         <w:t>Spökfransskivling (VU)</w:t>
       </w:r>
       <w:r>
@@ -766,10 +777,18 @@
         <w:rPr>
           <w:b/>
         </w:rPr>
-        <w:t xml:space="preserve">6.4.3 </w:t>
-      </w:r>
-      <w:r>
-        <w:t>Bevarandeåtgärder genomförs för de kända förekomster av rödlistade arter som påverkas av skogsbruk.</w:t>
+        <w:t xml:space="preserve">6.4.1 </w:t>
+      </w:r>
+      <w:r>
+        <w:t>Följande biotoper undantas från alla skogsbruksåtgärder, förutom åtgärder påkallade för att bevara eller främja biotopens naturliga eller hävdbetingade biologiska mångfald:</w:t>
+      </w:r>
+    </w:p>
+    <w:p>
+      <w:pPr>
+        <w:ind w:left="357"/>
+      </w:pPr>
+      <w:r>
+        <w:t>b) nyckelbiotoper enligt Skogsstyrelsens definition och metod (1995)</w:t>
       </w:r>
     </w:p>
     <w:p>
@@ -787,7 +806,36 @@
         <w:rPr>
           <w:i/>
         </w:rPr>
-        <w:t>I det avverkningsanmälda skogsområdet har 19 naturvårdsarter varav 16 rödlistade arter sina livsmiljöer och växtplatser.</w:t>
+        <w:t>I det avverkningsanmälda skogsområdet har 20 rödlistade arter och signalarter påträffats. Detta ska jämföras med Skogsstyrelsens uppföljning 2017 av nyckelbiotoper som visade att man i genomsnitt hittar 20,6 olika rödlistade arter och signalarter i en nyckelbiotop (Wijk, S. 2017. Biologisk mångfald i nyckelbiotoper – Resultat från inventeringen “Uppföljning biologisk mångfald” 2009–2015. Rapport 4/2017 Skogsstyrelsen, Jönköping).</w:t>
+      </w:r>
+    </w:p>
+    <w:p>
+      <w:r>
+        <w:rPr>
+          <w:b/>
+        </w:rPr>
+        <w:t xml:space="preserve">6.4.3 </w:t>
+      </w:r>
+      <w:r>
+        <w:t>Bevarandeåtgärder genomförs för de kända förekomster av rödlistade arter som påverkas av skogsbruk.</w:t>
+      </w:r>
+    </w:p>
+    <w:p>
+      <w:pPr>
+        <w:pStyle w:val="ListBullet"/>
+      </w:pPr>
+      <w:r>
+        <w:rPr>
+          <w:b/>
+          <w:i/>
+        </w:rPr>
+        <w:t xml:space="preserve">Kommentar: </w:t>
+      </w:r>
+      <w:r>
+        <w:rPr>
+          <w:i/>
+        </w:rPr>
+        <w:t>I det avverkningsanmälda skogsområdet har 20 naturvårdsarter varav 17 rödlistade arter sina livsmiljöer och växtplatser.</w:t>
       </w:r>
     </w:p>
     <w:p>
@@ -1537,7 +1585,7 @@
     <w:r>
       <w:tab/>
       <w:tab/>
-      <w:t>2026-09-24</w:t>
+      <w:t>2026-09-25</w:t>
       <w:br/>
       <w:br/>
     </w:r>

--- a/klagomål/A 28631-2026 FSC-klagomål.docx
+++ b/klagomål/A 28631-2026 FSC-klagomål.docx
@@ -1585,7 +1585,7 @@
     <w:r>
       <w:tab/>
       <w:tab/>
-      <w:t>2026-09-25</w:t>
+      <w:t>2026-09-26</w:t>
       <w:br/>
       <w:br/>
     </w:r>

--- a/klagomål/A 28631-2026 FSC-klagomål.docx
+++ b/klagomål/A 28631-2026 FSC-klagomål.docx
@@ -1585,7 +1585,7 @@
     <w:r>
       <w:tab/>
       <w:tab/>
-      <w:t>2026-09-26</w:t>
+      <w:t>2026-09-27</w:t>
       <w:br/>
       <w:br/>
     </w:r>

--- a/klagomål/A 28631-2026 FSC-klagomål.docx
+++ b/klagomål/A 28631-2026 FSC-klagomål.docx
@@ -1585,7 +1585,7 @@
     <w:r>
       <w:tab/>
       <w:tab/>
-      <w:t>2026-09-27</w:t>
+      <w:t>2026-09-28</w:t>
       <w:br/>
       <w:br/>
     </w:r>

--- a/klagomål/A 28631-2026 FSC-klagomål.docx
+++ b/klagomål/A 28631-2026 FSC-klagomål.docx
@@ -1585,7 +1585,7 @@
     <w:r>
       <w:tab/>
       <w:tab/>
-      <w:t>2026-09-28</w:t>
+      <w:t>2026-09-29</w:t>
       <w:br/>
       <w:br/>
     </w:r>

--- a/klagomål/A 28631-2026 FSC-klagomål.docx
+++ b/klagomål/A 28631-2026 FSC-klagomål.docx
@@ -1585,7 +1585,7 @@
     <w:r>
       <w:tab/>
       <w:tab/>
-      <w:t>2026-09-29</w:t>
+      <w:t>2026-09-30</w:t>
       <w:br/>
       <w:br/>
     </w:r>

--- a/klagomål/A 28631-2026 FSC-klagomål.docx
+++ b/klagomål/A 28631-2026 FSC-klagomål.docx
@@ -1585,7 +1585,7 @@
     <w:r>
       <w:tab/>
       <w:tab/>
-      <w:t>2026-09-30</w:t>
+      <w:t>2026-10-01</w:t>
       <w:br/>
       <w:br/>
     </w:r>

--- a/klagomål/A 28631-2026 FSC-klagomål.docx
+++ b/klagomål/A 28631-2026 FSC-klagomål.docx
@@ -1585,7 +1585,7 @@
     <w:r>
       <w:tab/>
       <w:tab/>
-      <w:t>2026-10-01</w:t>
+      <w:t>2026-10-02</w:t>
       <w:br/>
       <w:br/>
     </w:r>

--- a/klagomål/A 28631-2026 FSC-klagomål.docx
+++ b/klagomål/A 28631-2026 FSC-klagomål.docx
@@ -1585,7 +1585,7 @@
     <w:r>
       <w:tab/>
       <w:tab/>
-      <w:t>2026-10-02</w:t>
+      <w:t>2026-10-03</w:t>
       <w:br/>
       <w:br/>
     </w:r>

--- a/klagomål/A 28631-2026 FSC-klagomål.docx
+++ b/klagomål/A 28631-2026 FSC-klagomål.docx
@@ -1585,7 +1585,7 @@
     <w:r>
       <w:tab/>
       <w:tab/>
-      <w:t>2026-10-03</w:t>
+      <w:t>2026-10-04</w:t>
       <w:br/>
       <w:br/>
     </w:r>

--- a/klagomål/A 28631-2026 FSC-klagomål.docx
+++ b/klagomål/A 28631-2026 FSC-klagomål.docx
@@ -1585,7 +1585,7 @@
     <w:r>
       <w:tab/>
       <w:tab/>
-      <w:t>2026-10-04</w:t>
+      <w:t>2026-10-05</w:t>
       <w:br/>
       <w:br/>
     </w:r>

--- a/klagomål/A 28631-2026 FSC-klagomål.docx
+++ b/klagomål/A 28631-2026 FSC-klagomål.docx
@@ -1585,7 +1585,7 @@
     <w:r>
       <w:tab/>
       <w:tab/>
-      <w:t>2026-10-05</w:t>
+      <w:t>2026-10-06</w:t>
       <w:br/>
       <w:br/>
     </w:r>

--- a/klagomål/A 28631-2026 FSC-klagomål.docx
+++ b/klagomål/A 28631-2026 FSC-klagomål.docx
@@ -1585,7 +1585,7 @@
     <w:r>
       <w:tab/>
       <w:tab/>
-      <w:t>2026-10-06</w:t>
+      <w:t>2026-10-07</w:t>
       <w:br/>
       <w:br/>
     </w:r>

--- a/klagomål/A 28631-2026 FSC-klagomål.docx
+++ b/klagomål/A 28631-2026 FSC-klagomål.docx
@@ -1585,7 +1585,7 @@
     <w:r>
       <w:tab/>
       <w:tab/>
-      <w:t>2026-10-07</w:t>
+      <w:t>2026-10-08</w:t>
       <w:br/>
       <w:br/>
     </w:r>

--- a/klagomål/A 28631-2026 FSC-klagomål.docx
+++ b/klagomål/A 28631-2026 FSC-klagomål.docx
@@ -1585,7 +1585,7 @@
     <w:r>
       <w:tab/>
       <w:tab/>
-      <w:t>2026-10-08</w:t>
+      <w:t>2026-10-09</w:t>
       <w:br/>
       <w:br/>
     </w:r>

--- a/klagomål/A 28631-2026 FSC-klagomål.docx
+++ b/klagomål/A 28631-2026 FSC-klagomål.docx
@@ -1585,7 +1585,7 @@
     <w:r>
       <w:tab/>
       <w:tab/>
-      <w:t>2026-10-09</w:t>
+      <w:t>2026-10-10</w:t>
       <w:br/>
       <w:br/>
     </w:r>

--- a/klagomål/A 28631-2026 FSC-klagomål.docx
+++ b/klagomål/A 28631-2026 FSC-klagomål.docx
@@ -1585,7 +1585,7 @@
     <w:r>
       <w:tab/>
       <w:tab/>
-      <w:t>2026-10-10</w:t>
+      <w:t>2026-10-11</w:t>
       <w:br/>
       <w:br/>
     </w:r>

--- a/klagomål/A 28631-2026 FSC-klagomål.docx
+++ b/klagomål/A 28631-2026 FSC-klagomål.docx
@@ -1585,7 +1585,7 @@
     <w:r>
       <w:tab/>
       <w:tab/>
-      <w:t>2026-10-11</w:t>
+      <w:t>2026-10-12</w:t>
       <w:br/>
       <w:br/>
     </w:r>

--- a/klagomål/A 28631-2026 FSC-klagomål.docx
+++ b/klagomål/A 28631-2026 FSC-klagomål.docx
@@ -1585,7 +1585,7 @@
     <w:r>
       <w:tab/>
       <w:tab/>
-      <w:t>2026-10-12</w:t>
+      <w:t>2026-10-13</w:t>
       <w:br/>
       <w:br/>
     </w:r>

--- a/klagomål/A 28631-2026 FSC-klagomål.docx
+++ b/klagomål/A 28631-2026 FSC-klagomål.docx
@@ -1585,7 +1585,7 @@
     <w:r>
       <w:tab/>
       <w:tab/>
-      <w:t>2026-10-13</w:t>
+      <w:t>2026-10-14</w:t>
       <w:br/>
       <w:br/>
     </w:r>

--- a/klagomål/A 28631-2026 FSC-klagomål.docx
+++ b/klagomål/A 28631-2026 FSC-klagomål.docx
@@ -1585,7 +1585,7 @@
     <w:r>
       <w:tab/>
       <w:tab/>
-      <w:t>2026-10-14</w:t>
+      <w:t>2026-10-15</w:t>
       <w:br/>
       <w:br/>
     </w:r>

--- a/klagomål/A 28631-2026 FSC-klagomål.docx
+++ b/klagomål/A 28631-2026 FSC-klagomål.docx
@@ -1585,7 +1585,7 @@
     <w:r>
       <w:tab/>
       <w:tab/>
-      <w:t>2026-10-15</w:t>
+      <w:t>2026-10-16</w:t>
       <w:br/>
       <w:br/>
     </w:r>

--- a/klagomål/A 28631-2026 FSC-klagomål.docx
+++ b/klagomål/A 28631-2026 FSC-klagomål.docx
@@ -1585,7 +1585,7 @@
     <w:r>
       <w:tab/>
       <w:tab/>
-      <w:t>2026-10-16</w:t>
+      <w:t>2026-10-17</w:t>
       <w:br/>
       <w:br/>
     </w:r>

--- a/klagomål/A 28631-2026 FSC-klagomål.docx
+++ b/klagomål/A 28631-2026 FSC-klagomål.docx
@@ -1585,7 +1585,7 @@
     <w:r>
       <w:tab/>
       <w:tab/>
-      <w:t>2026-10-17</w:t>
+      <w:t>2026-10-18</w:t>
       <w:br/>
       <w:br/>
     </w:r>

--- a/klagomål/A 28631-2026 FSC-klagomål.docx
+++ b/klagomål/A 28631-2026 FSC-klagomål.docx
@@ -1585,7 +1585,7 @@
     <w:r>
       <w:tab/>
       <w:tab/>
-      <w:t>2026-10-18</w:t>
+      <w:t>2026-10-19</w:t>
       <w:br/>
       <w:br/>
     </w:r>

--- a/klagomål/A 28631-2026 FSC-klagomål.docx
+++ b/klagomål/A 28631-2026 FSC-klagomål.docx
@@ -1585,7 +1585,7 @@
     <w:r>
       <w:tab/>
       <w:tab/>
-      <w:t>2026-10-19</w:t>
+      <w:t>2026-10-20</w:t>
       <w:br/>
       <w:br/>
     </w:r>

--- a/klagomål/A 28631-2026 FSC-klagomål.docx
+++ b/klagomål/A 28631-2026 FSC-klagomål.docx
@@ -1585,7 +1585,7 @@
     <w:r>
       <w:tab/>
       <w:tab/>
-      <w:t>2026-10-20</w:t>
+      <w:t>2026-10-21</w:t>
       <w:br/>
       <w:br/>
     </w:r>

--- a/klagomål/A 28631-2026 FSC-klagomål.docx
+++ b/klagomål/A 28631-2026 FSC-klagomål.docx
@@ -1585,7 +1585,7 @@
     <w:r>
       <w:tab/>
       <w:tab/>
-      <w:t>2026-10-21</w:t>
+      <w:t>2026-10-22</w:t>
       <w:br/>
       <w:br/>
     </w:r>

--- a/klagomål/A 28631-2026 FSC-klagomål.docx
+++ b/klagomål/A 28631-2026 FSC-klagomål.docx
@@ -1585,7 +1585,7 @@
     <w:r>
       <w:tab/>
       <w:tab/>
-      <w:t>2026-10-22</w:t>
+      <w:t>2026-10-23</w:t>
       <w:br/>
       <w:br/>
     </w:r>

--- a/klagomål/A 28631-2026 FSC-klagomål.docx
+++ b/klagomål/A 28631-2026 FSC-klagomål.docx
@@ -1585,7 +1585,7 @@
     <w:r>
       <w:tab/>
       <w:tab/>
-      <w:t>2026-10-23</w:t>
+      <w:t>2026-10-24</w:t>
       <w:br/>
       <w:br/>
     </w:r>

--- a/klagomål/A 28631-2026 FSC-klagomål.docx
+++ b/klagomål/A 28631-2026 FSC-klagomål.docx
@@ -1585,7 +1585,7 @@
     <w:r>
       <w:tab/>
       <w:tab/>
-      <w:t>2026-10-24</w:t>
+      <w:t>2026-10-25</w:t>
       <w:br/>
       <w:br/>
     </w:r>

--- a/klagomål/A 28631-2026 FSC-klagomål.docx
+++ b/klagomål/A 28631-2026 FSC-klagomål.docx
@@ -1585,7 +1585,7 @@
     <w:r>
       <w:tab/>
       <w:tab/>
-      <w:t>2026-10-25</w:t>
+      <w:t>2026-10-26</w:t>
       <w:br/>
       <w:br/>
     </w:r>

--- a/klagomål/A 28631-2026 FSC-klagomål.docx
+++ b/klagomål/A 28631-2026 FSC-klagomål.docx
@@ -1585,7 +1585,7 @@
     <w:r>
       <w:tab/>
       <w:tab/>
-      <w:t>2026-10-26</w:t>
+      <w:t>2026-10-27</w:t>
       <w:br/>
       <w:br/>
     </w:r>

--- a/klagomål/A 28631-2026 FSC-klagomål.docx
+++ b/klagomål/A 28631-2026 FSC-klagomål.docx
@@ -1585,7 +1585,7 @@
     <w:r>
       <w:tab/>
       <w:tab/>
-      <w:t>2026-10-27</w:t>
+      <w:t>2026-10-28</w:t>
       <w:br/>
       <w:br/>
     </w:r>

--- a/klagomål/A 28631-2026 FSC-klagomål.docx
+++ b/klagomål/A 28631-2026 FSC-klagomål.docx
@@ -1585,7 +1585,7 @@
     <w:r>
       <w:tab/>
       <w:tab/>
-      <w:t>2026-10-28</w:t>
+      <w:t>2026-10-29</w:t>
       <w:br/>
       <w:br/>
     </w:r>

--- a/klagomål/A 28631-2026 FSC-klagomål.docx
+++ b/klagomål/A 28631-2026 FSC-klagomål.docx
@@ -1585,7 +1585,7 @@
     <w:r>
       <w:tab/>
       <w:tab/>
-      <w:t>2026-10-29</w:t>
+      <w:t>2026-10-31</w:t>
       <w:br/>
       <w:br/>
     </w:r>
